--- a/docs/whitepaper_variants/GSN_Trust_Infrastructure_Investor_Brief.docx
+++ b/docs/whitepaper_variants/GSN_Trust_Infrastructure_Investor_Brief.docx
@@ -1,6 +1,6 @@
 
 <file path=word/document.xml><?xml version="1.0" encoding="utf-8"?>
-<w:document xmlns:w="http://schemas.openxmlformats.org/wordprocessingml/2006/main" xmlns:r="http://schemas.openxmlformats.org/officeDocument/2006/relationships">
+<w:document xmlns:w="http://schemas.openxmlformats.org/wordprocessingml/2006/main">
   <w:body>
     <w:p>
       <w:pPr>
@@ -451,6 +451,34 @@
       </w:pPr>
       <w:r>
         <w:t xml:space="preserve">Founder insight: the product is built from a coherent first-principles theory rather than feature opportunism.</w:t>
+      </w:r>
+    </w:p>
+    <w:p>
+      <w:pPr>
+        <w:pStyle w:val="Heading1"/>
+      </w:pPr>
+      <w:r>
+        <w:t>Development impact and SDG alignment</w:t>
+      </w:r>
+    </w:p>
+    <w:p>
+      <w:r>
+        <w:t>GSN is not claiming to fulfil United Nations Sustainable Development Goals by declaration. The investable and development-relevant claim is narrower: GSN is designed to align with selected SDGs by making community trust evidence more visible, governed, portable, and useful for real decisions.</w:t>
+      </w:r>
+    </w:p>
+    <w:p>
+      <w:r>
+        <w:t>The strongest alignment is with SDG 16 and SDG 8: stronger community institutions and more credible local economic participation. GSN also has plausible alignment with SDG 1, SDG 9, SDG 10, SDG 11, and SDG 17 through poverty reduction pathways, digital trust infrastructure, inclusion, community resilience, and partner-led deployment.</w:t>
+      </w:r>
+    </w:p>
+    <w:p>
+      <w:r>
+        <w:t>Secondary alignment may exist with SDG 4, SDG 5, SDG 12, and SDG 13 if specific pilots involve training, gender inclusion, responsible local production, or climate/community resilience evidence. These should be treated as conditional, not assumed.</w:t>
+      </w:r>
+    </w:p>
+    <w:p>
+      <w:r>
+        <w:t>The proof requirement is measurable impact: active communities, verified members, trust events, small businesses listed, support or repayment evidence, inclusion of women/youth/informal traders, dispute reduction, and local trade or support coordinated through the platform.</w:t>
       </w:r>
     </w:p>
     <w:p>
